--- a/TheorynCoding/Study Material/Java Overall/Java Overall/Quick Java/oza sir/oza sir bunch/Question Set 1 — Architecture Fundamentals/9.What is Load Balancing.docx
+++ b/TheorynCoding/Study Material/Java Overall/Java Overall/Quick Java/oza sir/oza sir bunch/Question Set 1 — Architecture Fundamentals/9.What is Load Balancing.docx
@@ -270,7 +270,27 @@
           <w:szCs w:val="20"/>
           <w:lang w:eastAsia="en-IN"/>
         </w:rPr>
-        <w:t xml:space="preserve">        Server 1  Server 2  Server 3</w:t>
+        <w:t xml:space="preserve">        Server </w:t>
+      </w:r>
+      <w:proofErr w:type="gramStart"/>
+      <w:r>
+        <w:rPr>
+          <w:rFonts w:ascii="Courier New" w:eastAsia="Times New Roman" w:hAnsi="Courier New" w:cs="Courier New"/>
+          <w:sz w:val="20"/>
+          <w:szCs w:val="20"/>
+          <w:lang w:eastAsia="en-IN"/>
+        </w:rPr>
+        <w:t>1  Server</w:t>
+      </w:r>
+      <w:proofErr w:type="gramEnd"/>
+      <w:r>
+        <w:rPr>
+          <w:rFonts w:ascii="Courier New" w:eastAsia="Times New Roman" w:hAnsi="Courier New" w:cs="Courier New"/>
+          <w:sz w:val="20"/>
+          <w:szCs w:val="20"/>
+          <w:lang w:eastAsia="en-IN"/>
+        </w:rPr>
+        <w:t xml:space="preserve"> 2  Server 3</w:t>
       </w:r>
     </w:p>
     <w:p>
@@ -672,21 +692,40 @@
       <w:pPr>
         <w:pStyle w:val="NormalWeb"/>
       </w:pPr>
+      <w:proofErr w:type="gramStart"/>
       <w:r>
         <w:rPr>
           <w:highlight w:val="yellow"/>
         </w:rPr>
         <w:lastRenderedPageBreak/>
-        <w:t>after load balancing suppose there are 3 re</w:t>
-      </w:r>
+        <w:t>after</w:t>
+      </w:r>
+      <w:proofErr w:type="gramEnd"/>
       <w:r>
         <w:rPr>
           <w:highlight w:val="yellow"/>
         </w:rPr>
-        <w:t>quest what will be flow</w:t>
-      </w:r>
-      <w:r>
-        <w:t xml:space="preserve">Yes. For </w:t>
+        <w:t xml:space="preserve"> load balancing suppose there are 3 re</w:t>
+      </w:r>
+      <w:r>
+        <w:rPr>
+          <w:highlight w:val="yellow"/>
+        </w:rPr>
+        <w:t xml:space="preserve">quest what will be </w:t>
+      </w:r>
+      <w:proofErr w:type="spellStart"/>
+      <w:r>
+        <w:rPr>
+          <w:highlight w:val="yellow"/>
+        </w:rPr>
+        <w:t>flow</w:t>
+      </w:r>
+      <w:r>
+        <w:t>Yes</w:t>
+      </w:r>
+      <w:proofErr w:type="spellEnd"/>
+      <w:r>
+        <w:t xml:space="preserve">. For </w:t>
       </w:r>
       <w:r>
         <w:rPr>
@@ -857,8 +896,16 @@
         <w:rPr>
           <w:rStyle w:val="HTMLCode"/>
         </w:rPr>
-        <w:t xml:space="preserve">                           v</w:t>
-      </w:r>
+        <w:t xml:space="preserve">                           </w:t>
+      </w:r>
+      <w:proofErr w:type="gramStart"/>
+      <w:r>
+        <w:rPr>
+          <w:rStyle w:val="HTMLCode"/>
+        </w:rPr>
+        <w:t>v</w:t>
+      </w:r>
+      <w:proofErr w:type="gramEnd"/>
     </w:p>
     <w:p>
       <w:pPr>
@@ -955,8 +1002,44 @@
         <w:rPr>
           <w:rStyle w:val="HTMLCode"/>
         </w:rPr>
-        <w:t xml:space="preserve">              v            v            v</w:t>
-      </w:r>
+        <w:t xml:space="preserve">              </w:t>
+      </w:r>
+      <w:proofErr w:type="gramStart"/>
+      <w:r>
+        <w:rPr>
+          <w:rStyle w:val="HTMLCode"/>
+        </w:rPr>
+        <w:t>v</w:t>
+      </w:r>
+      <w:proofErr w:type="gramEnd"/>
+      <w:r>
+        <w:rPr>
+          <w:rStyle w:val="HTMLCode"/>
+        </w:rPr>
+        <w:t xml:space="preserve">            </w:t>
+      </w:r>
+      <w:proofErr w:type="spellStart"/>
+      <w:r>
+        <w:rPr>
+          <w:rStyle w:val="HTMLCode"/>
+        </w:rPr>
+        <w:t>v</w:t>
+      </w:r>
+      <w:proofErr w:type="spellEnd"/>
+      <w:r>
+        <w:rPr>
+          <w:rStyle w:val="HTMLCode"/>
+        </w:rPr>
+        <w:t xml:space="preserve">            </w:t>
+      </w:r>
+      <w:proofErr w:type="spellStart"/>
+      <w:r>
+        <w:rPr>
+          <w:rStyle w:val="HTMLCode"/>
+        </w:rPr>
+        <w:t>v</w:t>
+      </w:r>
+      <w:proofErr w:type="spellEnd"/>
     </w:p>
     <w:p>
       <w:pPr>
@@ -983,21 +1066,49 @@
         <w:rPr>
           <w:rStyle w:val="HTMLCode"/>
         </w:rPr>
-        <w:t xml:space="preserve">        | Server-1  | | Server-2  | | Server-3  |</w:t>
-      </w:r>
-    </w:p>
-    <w:p>
-      <w:pPr>
-        <w:pStyle w:val="HTMLPreformatted"/>
-        <w:rPr>
-          <w:rStyle w:val="HTMLCode"/>
-        </w:rPr>
-      </w:pPr>
-      <w:r>
-        <w:rPr>
-          <w:rStyle w:val="HTMLCode"/>
-        </w:rPr>
-        <w:t xml:space="preserve">        | Monolith  | | Monolith  | | Monolith  |</w:t>
+        <w:t xml:space="preserve">        | Server-</w:t>
+      </w:r>
+      <w:proofErr w:type="gramStart"/>
+      <w:r>
+        <w:rPr>
+          <w:rStyle w:val="HTMLCode"/>
+        </w:rPr>
+        <w:t>1  |</w:t>
+      </w:r>
+      <w:proofErr w:type="gramEnd"/>
+      <w:r>
+        <w:rPr>
+          <w:rStyle w:val="HTMLCode"/>
+        </w:rPr>
+        <w:t xml:space="preserve"> | Server-2  | | Server-3  |</w:t>
+      </w:r>
+    </w:p>
+    <w:p>
+      <w:pPr>
+        <w:pStyle w:val="HTMLPreformatted"/>
+        <w:rPr>
+          <w:rStyle w:val="HTMLCode"/>
+        </w:rPr>
+      </w:pPr>
+      <w:r>
+        <w:rPr>
+          <w:rStyle w:val="HTMLCode"/>
+        </w:rPr>
+        <w:t xml:space="preserve">        | </w:t>
+      </w:r>
+      <w:proofErr w:type="gramStart"/>
+      <w:r>
+        <w:rPr>
+          <w:rStyle w:val="HTMLCode"/>
+        </w:rPr>
+        <w:t>Monolith  |</w:t>
+      </w:r>
+      <w:proofErr w:type="gramEnd"/>
+      <w:r>
+        <w:rPr>
+          <w:rStyle w:val="HTMLCode"/>
+        </w:rPr>
+        <w:t xml:space="preserve"> | Monolith  | | Monolith  |</w:t>
       </w:r>
     </w:p>
     <w:p>
@@ -1039,21 +1150,71 @@
         <w:rPr>
           <w:rStyle w:val="HTMLCode"/>
         </w:rPr>
-        <w:t xml:space="preserve">              v            v            v</w:t>
-      </w:r>
-    </w:p>
-    <w:p>
-      <w:pPr>
-        <w:pStyle w:val="HTMLPreformatted"/>
-        <w:rPr>
-          <w:rStyle w:val="HTMLCode"/>
-        </w:rPr>
-      </w:pPr>
-      <w:r>
-        <w:rPr>
-          <w:rStyle w:val="HTMLCode"/>
-        </w:rPr>
-        <w:t xml:space="preserve">        OrderController  ...       ...</w:t>
+        <w:t xml:space="preserve">              </w:t>
+      </w:r>
+      <w:proofErr w:type="gramStart"/>
+      <w:r>
+        <w:rPr>
+          <w:rStyle w:val="HTMLCode"/>
+        </w:rPr>
+        <w:t>v</w:t>
+      </w:r>
+      <w:proofErr w:type="gramEnd"/>
+      <w:r>
+        <w:rPr>
+          <w:rStyle w:val="HTMLCode"/>
+        </w:rPr>
+        <w:t xml:space="preserve">            </w:t>
+      </w:r>
+      <w:proofErr w:type="spellStart"/>
+      <w:r>
+        <w:rPr>
+          <w:rStyle w:val="HTMLCode"/>
+        </w:rPr>
+        <w:t>v</w:t>
+      </w:r>
+      <w:proofErr w:type="spellEnd"/>
+      <w:r>
+        <w:rPr>
+          <w:rStyle w:val="HTMLCode"/>
+        </w:rPr>
+        <w:t xml:space="preserve">            </w:t>
+      </w:r>
+      <w:proofErr w:type="spellStart"/>
+      <w:r>
+        <w:rPr>
+          <w:rStyle w:val="HTMLCode"/>
+        </w:rPr>
+        <w:t>v</w:t>
+      </w:r>
+      <w:proofErr w:type="spellEnd"/>
+    </w:p>
+    <w:p>
+      <w:pPr>
+        <w:pStyle w:val="HTMLPreformatted"/>
+        <w:rPr>
+          <w:rStyle w:val="HTMLCode"/>
+        </w:rPr>
+      </w:pPr>
+      <w:r>
+        <w:rPr>
+          <w:rStyle w:val="HTMLCode"/>
+        </w:rPr>
+        <w:t xml:space="preserve">        </w:t>
+      </w:r>
+      <w:proofErr w:type="spellStart"/>
+      <w:r>
+        <w:rPr>
+          <w:rStyle w:val="HTMLCode"/>
+        </w:rPr>
+        <w:t>OrderController</w:t>
+      </w:r>
+      <w:proofErr w:type="spellEnd"/>
+      <w:r>
+        <w:rPr>
+          <w:rStyle w:val="HTMLCode"/>
+        </w:rPr>
+        <w:t xml:space="preserve">  ...       ...</w:t>
       </w:r>
     </w:p>
     <w:p>
@@ -1081,8 +1242,16 @@
         <w:rPr>
           <w:rStyle w:val="HTMLCode"/>
         </w:rPr>
-        <w:t xml:space="preserve">        OrderService</w:t>
-      </w:r>
+        <w:t xml:space="preserve">        </w:t>
+      </w:r>
+      <w:proofErr w:type="spellStart"/>
+      <w:r>
+        <w:rPr>
+          <w:rStyle w:val="HTMLCode"/>
+        </w:rPr>
+        <w:t>OrderService</w:t>
+      </w:r>
+      <w:proofErr w:type="spellEnd"/>
     </w:p>
     <w:p>
       <w:pPr>
@@ -1198,8 +1367,16 @@
         <w:rPr>
           <w:rStyle w:val="HTMLCode"/>
         </w:rPr>
-        <w:t xml:space="preserve">   v</w:t>
-      </w:r>
+        <w:t xml:space="preserve">   </w:t>
+      </w:r>
+      <w:proofErr w:type="gramStart"/>
+      <w:r>
+        <w:rPr>
+          <w:rStyle w:val="HTMLCode"/>
+        </w:rPr>
+        <w:t>v</w:t>
+      </w:r>
+      <w:proofErr w:type="gramEnd"/>
     </w:p>
     <w:p>
       <w:pPr>
@@ -1254,8 +1431,16 @@
         <w:rPr>
           <w:rStyle w:val="HTMLCode"/>
         </w:rPr>
-        <w:t xml:space="preserve">   v</w:t>
-      </w:r>
+        <w:t xml:space="preserve">   </w:t>
+      </w:r>
+      <w:proofErr w:type="gramStart"/>
+      <w:r>
+        <w:rPr>
+          <w:rStyle w:val="HTMLCode"/>
+        </w:rPr>
+        <w:t>v</w:t>
+      </w:r>
+      <w:proofErr w:type="gramEnd"/>
     </w:p>
     <w:p>
       <w:pPr>
@@ -1310,22 +1495,32 @@
         <w:rPr>
           <w:rStyle w:val="HTMLCode"/>
         </w:rPr>
-        <w:t xml:space="preserve">   v</w:t>
-      </w:r>
-    </w:p>
-    <w:p>
-      <w:pPr>
-        <w:pStyle w:val="HTMLPreformatted"/>
-        <w:rPr>
-          <w:rStyle w:val="HTMLCode"/>
-        </w:rPr>
-      </w:pPr>
+        <w:t xml:space="preserve">   </w:t>
+      </w:r>
+      <w:proofErr w:type="gramStart"/>
+      <w:r>
+        <w:rPr>
+          <w:rStyle w:val="HTMLCode"/>
+        </w:rPr>
+        <w:t>v</w:t>
+      </w:r>
+      <w:proofErr w:type="gramEnd"/>
+    </w:p>
+    <w:p>
+      <w:pPr>
+        <w:pStyle w:val="HTMLPreformatted"/>
+        <w:rPr>
+          <w:rStyle w:val="HTMLCode"/>
+        </w:rPr>
+      </w:pPr>
+      <w:proofErr w:type="spellStart"/>
       <w:r>
         <w:rPr>
           <w:rStyle w:val="HTMLCode"/>
         </w:rPr>
         <w:t>PaymentController</w:t>
       </w:r>
+      <w:proofErr w:type="spellEnd"/>
     </w:p>
     <w:p>
       <w:pPr>
@@ -1352,22 +1547,32 @@
         <w:rPr>
           <w:rStyle w:val="HTMLCode"/>
         </w:rPr>
-        <w:t xml:space="preserve">   v</w:t>
-      </w:r>
-    </w:p>
-    <w:p>
-      <w:pPr>
-        <w:pStyle w:val="HTMLPreformatted"/>
-        <w:rPr>
-          <w:rStyle w:val="HTMLCode"/>
-        </w:rPr>
-      </w:pPr>
+        <w:t xml:space="preserve">   </w:t>
+      </w:r>
+      <w:proofErr w:type="gramStart"/>
+      <w:r>
+        <w:rPr>
+          <w:rStyle w:val="HTMLCode"/>
+        </w:rPr>
+        <w:t>v</w:t>
+      </w:r>
+      <w:proofErr w:type="gramEnd"/>
+    </w:p>
+    <w:p>
+      <w:pPr>
+        <w:pStyle w:val="HTMLPreformatted"/>
+        <w:rPr>
+          <w:rStyle w:val="HTMLCode"/>
+        </w:rPr>
+      </w:pPr>
+      <w:proofErr w:type="spellStart"/>
       <w:r>
         <w:rPr>
           <w:rStyle w:val="HTMLCode"/>
         </w:rPr>
         <w:t>PaymentService</w:t>
       </w:r>
+      <w:proofErr w:type="spellEnd"/>
     </w:p>
     <w:p>
       <w:pPr>
@@ -1394,8 +1599,16 @@
         <w:rPr>
           <w:rStyle w:val="HTMLCode"/>
         </w:rPr>
-        <w:t xml:space="preserve">   v</w:t>
-      </w:r>
+        <w:t xml:space="preserve">   </w:t>
+      </w:r>
+      <w:proofErr w:type="gramStart"/>
+      <w:r>
+        <w:rPr>
+          <w:rStyle w:val="HTMLCode"/>
+        </w:rPr>
+        <w:t>v</w:t>
+      </w:r>
+      <w:proofErr w:type="gramEnd"/>
     </w:p>
     <w:p>
       <w:pPr>
@@ -2110,6 +2323,17 @@
       <w:r>
         <w:t>Types Based on OSI Layer</w:t>
       </w:r>
+      <w:r>
+        <w:t>(</w:t>
+      </w:r>
+      <w:r>
+        <w:t>Open Systems Interconnection</w:t>
+      </w:r>
+      <w:r>
+        <w:t>)</w:t>
+      </w:r>
+      <w:bookmarkStart w:id="0" w:name="_GoBack"/>
+      <w:bookmarkEnd w:id="0"/>
     </w:p>
     <w:p>
       <w:pPr>
@@ -2179,6 +2403,7 @@
         <w:pStyle w:val="NormalWeb"/>
       </w:pPr>
       <w:r>
+        <w:lastRenderedPageBreak/>
         <w:t>Example:</w:t>
       </w:r>
     </w:p>
@@ -2193,7 +2418,6 @@
         <w:rPr>
           <w:rStyle w:val="HTMLCode"/>
         </w:rPr>
-        <w:lastRenderedPageBreak/>
         <w:t>Client</w:t>
       </w:r>
     </w:p>
@@ -2599,6 +2823,7 @@
         <w:rPr>
           <w:rStyle w:val="HTMLCode"/>
         </w:rPr>
+        <w:lastRenderedPageBreak/>
         <w:t xml:space="preserve">      /payment            /orders</w:t>
       </w:r>
     </w:p>
@@ -2627,7 +2852,6 @@
         <w:rPr>
           <w:rStyle w:val="HTMLCode"/>
         </w:rPr>
-        <w:lastRenderedPageBreak/>
         <w:t xml:space="preserve">          v                   v</w:t>
       </w:r>
     </w:p>
@@ -2859,6 +3083,7 @@
         <w:rPr>
           <w:rStyle w:val="HTMLCode"/>
         </w:rPr>
+        <w:lastRenderedPageBreak/>
         <w:t>R6 → Server-3</w:t>
       </w:r>
     </w:p>
@@ -2874,7 +3099,6 @@
         <w:pStyle w:val="Heading3"/>
       </w:pPr>
       <w:r>
-        <w:lastRenderedPageBreak/>
         <w:t>2. Weighted Round Robin</w:t>
       </w:r>
     </w:p>
@@ -3124,6 +3348,7 @@
     </w:p>
     <w:p>
       <w:r>
+        <w:lastRenderedPageBreak/>
         <w:pict>
           <v:rect id="_x0000_i1034" style="width:0;height:1.5pt" o:hralign="center" o:hrstd="t" o:hr="t" fillcolor="#a0a0a0" stroked="f"/>
         </w:pict>
@@ -3134,7 +3359,6 @@
         <w:pStyle w:val="Heading3"/>
       </w:pPr>
       <w:r>
-        <w:lastRenderedPageBreak/>
         <w:t>5. IP Hash</w:t>
       </w:r>
     </w:p>
@@ -3457,6 +3681,7 @@
         <w:rPr>
           <w:rStyle w:val="HTMLCode"/>
         </w:rPr>
+        <w:lastRenderedPageBreak/>
         <w:t xml:space="preserve">                |    LOAD BALANCER     |</w:t>
       </w:r>
     </w:p>
@@ -3499,7 +3724,6 @@
         <w:rPr>
           <w:rStyle w:val="HTMLCode"/>
         </w:rPr>
-        <w:lastRenderedPageBreak/>
         <w:t xml:space="preserve">                |                      |</w:t>
       </w:r>
     </w:p>
@@ -4065,6 +4289,7 @@
               <w:rPr>
                 <w:rStyle w:val="Strong"/>
               </w:rPr>
+              <w:lastRenderedPageBreak/>
               <w:t>Algorithm</w:t>
             </w:r>
           </w:p>
@@ -4094,7 +4319,6 @@
         <w:pStyle w:val="Heading3"/>
       </w:pPr>
       <w:r>
-        <w:lastRenderedPageBreak/>
         <w:t>Interview Answer</w:t>
       </w:r>
     </w:p>
@@ -4127,8 +4351,6 @@
       <w:pPr>
         <w:spacing w:before="100" w:beforeAutospacing="1" w:after="100" w:afterAutospacing="1" w:line="240" w:lineRule="auto"/>
       </w:pPr>
-      <w:bookmarkStart w:id="0" w:name="_GoBack"/>
-      <w:bookmarkEnd w:id="0"/>
     </w:p>
     <w:p>
       <w:pPr>
